--- a/courts/ninth-circuit/nevada/state/court-of-appeals/motion-brief/usage/OUTPUT-motion-brief.docx
+++ b/courts/ninth-circuit/nevada/state/court-of-appeals/motion-brief/usage/OUTPUT-motion-brief.docx
@@ -1128,7 +1128,7 @@
         <w:t xml:space="preserve"> </w:t>
       </w:r>
       <w:r>
-        <w:t xml:space="preserve">“[a] motion to reissue an unpublished disposition or order as an opinion to be published in the Nevada Reports may be made . . . by any interested person.”</w:t>
+        <w:t xml:space="preserve">“[a] motion to reissue an unpublished disposition or order as an opinion to be published in the Nevada Reports may be made ⁠. ⁠. ⁠. by any interested person.”</w:t>
       </w:r>
       <w:r>
         <w:rPr>
@@ -2111,7 +2111,7 @@
         <w:t xml:space="preserve"> </w:t>
       </w:r>
       <w:r>
-        <w:t xml:space="preserve">“violated NRS 49.095 by allowing [the digital forensics lab] to disclose potentially confidential communications to law enforcement’s investigatory arm based on its own unilateral determination of privilege. . . . The proposed protocol was also inadequate because it did not provide appellants with any opportunity to review [the digital forensics lab’s] privilege determinations before the seized property was forwarded to the investigating detectives.”</w:t>
+        <w:t xml:space="preserve">“violated NRS 49.095 by allowing [the digital forensics lab] to disclose potentially confidential communications to law enforcement’s investigatory arm based on its own unilateral determination of privilege. ⁠. ⁠. ⁠. The proposed protocol was also inadequate because it did not provide appellants with any opportunity to review [the digital forensics lab’s] privilege determinations before the seized property was forwarded to the investigating detectives.”</w:t>
       </w:r>
       <w:r>
         <w:t xml:space="preserve"> </w:t>
@@ -4566,6 +4566,7 @@
     <w:unhideWhenUsed/>
     <w:qFormat/>
     <w:pPr>
+      <w:keepLines/>
       <w:spacing w:before="0" w:after="140" w:line="322" w:lineRule="exact"/>
     </w:pPr>
     <w:rPr>
@@ -4816,6 +4817,33 @@
     <w:pPr>
       <w:spacing w:before="0" w:after="0" w:line="322" w:lineRule="exact"/>
       <w:ind w:left="1080" w:hanging="360"/>
+    </w:pPr>
+  </w:style>
+  <w:style w:type="paragraph" w:customStyle="1" w:styleId="XdQuoteList1">
+    <w:name w:val="Xd Quote List 1"/>
+    <w:basedOn w:val="Normal"/>
+    <w:qFormat/>
+    <w:pPr>
+      <w:spacing w:before="0" w:after="0" w:line="322" w:lineRule="exact"/>
+      <w:ind w:left="1080" w:right="720" w:hanging="360"/>
+    </w:pPr>
+  </w:style>
+  <w:style w:type="paragraph" w:customStyle="1" w:styleId="XdQuoteList2">
+    <w:name w:val="Xd Quote List 2"/>
+    <w:basedOn w:val="Normal"/>
+    <w:qFormat/>
+    <w:pPr>
+      <w:spacing w:before="0" w:after="0" w:line="322" w:lineRule="exact"/>
+      <w:ind w:left="1440" w:right="720" w:hanging="360"/>
+    </w:pPr>
+  </w:style>
+  <w:style w:type="paragraph" w:customStyle="1" w:styleId="XdQuoteList3">
+    <w:name w:val="Xd Quote List 3"/>
+    <w:basedOn w:val="Normal"/>
+    <w:qFormat/>
+    <w:pPr>
+      <w:spacing w:before="0" w:after="0" w:line="322" w:lineRule="exact"/>
+      <w:ind w:left="1800" w:right="720" w:hanging="360"/>
     </w:pPr>
   </w:style>
   <w:style w:type="paragraph" w:customStyle="1" w:styleId="XdList1">
